--- a/reports/C3_S6_LR04_Шаблон_отчёта.docx
+++ b/reports/C3_S6_LR04_Шаблон_отчёта.docx
@@ -4138,7 +4138,7 @@
         <w:pStyle w:val="2"/>
       </w:pPr>
       <w:r>
-        <w:t>Критерии LMS · 10 баллов</w:t>
+        <w:t>Критерии LMS · 4 балла</w:t>
       </w:r>
     </w:p>
     <w:tbl>
@@ -4264,7 +4264,7 @@
                 <w:color w:val="000000"/>
                 <w:sz w:val="17"/>
               </w:rPr>
-              <w:t>4</w:t>
+              <w:t>1,6</w:t>
             </w:r>
           </w:p>
         </w:tc>
@@ -4347,7 +4347,7 @@
                 <w:color w:val="000000"/>
                 <w:sz w:val="17"/>
               </w:rPr>
-              <w:t>2</w:t>
+              <w:t>0,8</w:t>
             </w:r>
           </w:p>
         </w:tc>
@@ -4430,7 +4430,7 @@
                 <w:color w:val="000000"/>
                 <w:sz w:val="17"/>
               </w:rPr>
-              <w:t>2</w:t>
+              <w:t>0,8</w:t>
             </w:r>
           </w:p>
         </w:tc>
@@ -4513,7 +4513,7 @@
                 <w:color w:val="000000"/>
                 <w:sz w:val="17"/>
               </w:rPr>
-              <w:t>1</w:t>
+              <w:t>0,4</w:t>
             </w:r>
           </w:p>
         </w:tc>
@@ -4596,7 +4596,7 @@
                 <w:color w:val="000000"/>
                 <w:sz w:val="17"/>
               </w:rPr>
-              <w:t>1</w:t>
+              <w:t>0,4</w:t>
             </w:r>
           </w:p>
         </w:tc>
